--- a/Document/Abrar_Kotwal_Restaurant_Recommendation_System.docx
+++ b/Document/Abrar_Kotwal_Restaurant_Recommendation_System.docx
@@ -2779,7 +2779,7 @@
           </mc:Choice>
           <mc:Fallback>
             <w:pict>
-              <v:shape w14:anchorId="038D0714" id="Graphic 2" o:spid="_x0000_s1026" style="position:absolute;margin-left:71.95pt;margin-top:5.25pt;width:468pt;height:.75pt;z-index:251658752;visibility:visible;mso-wrap-style:square;mso-wrap-distance-left:0;mso-wrap-distance-top:0;mso-wrap-distance-right:0;mso-wrap-distance-bottom:0;mso-position-horizontal:absolute;mso-position-horizontal-relative:page;mso-position-vertical:absolute;mso-position-vertical-relative:text;v-text-anchor:top" coordsize="5943600,9525" o:gfxdata="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" path="m5943599,9524l,9524,,,5943599,r,9524xe" fillcolor="black" stroked="f">
+              <v:shape w14:anchorId="01D4DA2D" id="Graphic 2" o:spid="_x0000_s1026" style="position:absolute;margin-left:71.95pt;margin-top:5.25pt;width:468pt;height:.75pt;z-index:251658752;visibility:visible;mso-wrap-style:square;mso-wrap-distance-left:0;mso-wrap-distance-top:0;mso-wrap-distance-right:0;mso-wrap-distance-bottom:0;mso-position-horizontal:absolute;mso-position-horizontal-relative:page;mso-position-vertical:absolute;mso-position-vertical-relative:text;v-text-anchor:top" coordsize="5943600,9525" o:gfxdata="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" path="m5943599,9524l,9524,,,5943599,r,9524xe" fillcolor="black" stroked="f">
                 <v:path arrowok="t"/>
                 <w10:wrap anchorx="page"/>
               </v:shape>
@@ -2944,6 +2944,8 @@
         <w:rPr>
           <w:rFonts w:ascii="Times New Roman" w:hAnsi="Times New Roman" w:cs="Times New Roman"/>
           <w:noProof/>
+          <w:sz w:val="28"/>
+          <w:szCs w:val="28"/>
         </w:rPr>
         <mc:AlternateContent>
           <mc:Choice Requires="wps">
@@ -3019,7 +3021,7 @@
           </mc:Choice>
           <mc:Fallback>
             <w:pict>
-              <v:shape w14:anchorId="0AF20C99" id="Graphic 3" o:spid="_x0000_s1026" style="position:absolute;margin-left:1in;margin-top:-34.3pt;width:468pt;height:.75pt;z-index:251656704;visibility:visible;mso-wrap-style:square;mso-wrap-distance-left:0;mso-wrap-distance-top:0;mso-wrap-distance-right:0;mso-wrap-distance-bottom:0;mso-position-horizontal:absolute;mso-position-horizontal-relative:page;mso-position-vertical:absolute;mso-position-vertical-relative:text;v-text-anchor:top" coordsize="5943600,9525" o:gfxdata="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" path="m5943599,9524l,9524,,,5943599,r,9524xe" fillcolor="black" stroked="f">
+              <v:shape w14:anchorId="740327E7" id="Graphic 3" o:spid="_x0000_s1026" style="position:absolute;margin-left:1in;margin-top:-34.3pt;width:468pt;height:.75pt;z-index:251656704;visibility:visible;mso-wrap-style:square;mso-wrap-distance-left:0;mso-wrap-distance-top:0;mso-wrap-distance-right:0;mso-wrap-distance-bottom:0;mso-position-horizontal:absolute;mso-position-horizontal-relative:page;mso-position-vertical:absolute;mso-position-vertical-relative:text;v-text-anchor:top" coordsize="5943600,9525" o:gfxdata="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" path="m5943599,9524l,9524,,,5943599,r,9524xe" fillcolor="black" stroked="f">
                 <v:path arrowok="t"/>
                 <w10:wrap anchorx="page"/>
               </v:shape>
@@ -3030,6 +3032,8 @@
       <w:r>
         <w:rPr>
           <w:rFonts w:ascii="Times New Roman" w:hAnsi="Times New Roman" w:cs="Times New Roman"/>
+          <w:sz w:val="28"/>
+          <w:szCs w:val="28"/>
         </w:rPr>
         <w:t>Initial</w:t>
       </w:r>
@@ -3037,12 +3041,16 @@
         <w:rPr>
           <w:rFonts w:ascii="Times New Roman" w:hAnsi="Times New Roman" w:cs="Times New Roman"/>
           <w:spacing w:val="3"/>
+          <w:sz w:val="28"/>
+          <w:szCs w:val="28"/>
         </w:rPr>
         <w:t xml:space="preserve"> </w:t>
       </w:r>
       <w:r>
         <w:rPr>
           <w:rFonts w:ascii="Times New Roman" w:hAnsi="Times New Roman" w:cs="Times New Roman"/>
+          <w:sz w:val="28"/>
+          <w:szCs w:val="28"/>
         </w:rPr>
         <w:t>Project</w:t>
       </w:r>
@@ -3050,6 +3058,8 @@
         <w:rPr>
           <w:rFonts w:ascii="Times New Roman" w:hAnsi="Times New Roman" w:cs="Times New Roman"/>
           <w:spacing w:val="4"/>
+          <w:sz w:val="28"/>
+          <w:szCs w:val="28"/>
         </w:rPr>
         <w:t xml:space="preserve"> </w:t>
       </w:r>
@@ -3057,6 +3067,8 @@
         <w:rPr>
           <w:rFonts w:ascii="Times New Roman" w:hAnsi="Times New Roman" w:cs="Times New Roman"/>
           <w:spacing w:val="-2"/>
+          <w:sz w:val="28"/>
+          <w:szCs w:val="28"/>
         </w:rPr>
         <w:t>Planning</w:t>
       </w:r>
@@ -5590,31 +5602,7 @@
           <w:szCs w:val="24"/>
           <w:lang w:val="en-IN" w:eastAsia="en-IN" w:bidi="mr-IN"/>
         </w:rPr>
-        <w:t xml:space="preserve">To achieve the final </w:t>
-      </w:r>
-    </w:p>
-    <w:p>
-      <w:pPr>
-        <w:widowControl/>
-        <w:autoSpaceDE/>
-        <w:autoSpaceDN/>
-        <w:spacing w:before="100" w:beforeAutospacing="1" w:after="100" w:afterAutospacing="1" w:line="360" w:lineRule="auto"/>
-        <w:jc w:val="both"/>
-        <w:rPr>
-          <w:rFonts w:ascii="Times New Roman" w:eastAsia="Times New Roman" w:hAnsi="Times New Roman" w:cs="Times New Roman"/>
-          <w:sz w:val="24"/>
-          <w:szCs w:val="24"/>
-          <w:lang w:val="en-IN" w:eastAsia="en-IN" w:bidi="mr-IN"/>
-        </w:rPr>
-      </w:pPr>
-      <w:r>
-        <w:rPr>
-          <w:rFonts w:ascii="Times New Roman" w:eastAsia="Times New Roman" w:hAnsi="Times New Roman" w:cs="Times New Roman"/>
-          <w:sz w:val="24"/>
-          <w:szCs w:val="24"/>
-          <w:lang w:val="en-IN" w:eastAsia="en-IN" w:bidi="mr-IN"/>
-        </w:rPr>
-        <w:t>results and operate the recommendation engine, the system follows a strict initialization, training, and deployment protocol:</w:t>
+        <w:t>To achieve the final results and operate the recommendation engine, the system follows a strict initialization, training, and deployment protocol:</w:t>
       </w:r>
     </w:p>
     <w:p>
@@ -5882,8 +5870,45 @@
           <w:szCs w:val="24"/>
           <w:lang w:val="en-IN" w:eastAsia="en-IN" w:bidi="mr-IN"/>
         </w:rPr>
-        <w:t xml:space="preserve"> The application is hosted locally without relying on the generic "localhost" nomenclature. The user accesses the fully deployed engine by navigating their preferred web browser directly to the address: http://127.0.0.1:5000/.</w:t>
-      </w:r>
+        <w:t xml:space="preserve"> The application is hosted locally without relying on the generic "localhost" nomenclature. The user accesses the fully deployed engine by navigating their preferred web browser directly to the address: </w:t>
+      </w:r>
+      <w:hyperlink r:id="rId8" w:history="1">
+        <w:r>
+          <w:rPr>
+            <w:rStyle w:val="Hyperlink"/>
+            <w:rFonts w:ascii="Times New Roman" w:eastAsia="Times New Roman" w:hAnsi="Times New Roman" w:cs="Times New Roman"/>
+            <w:sz w:val="24"/>
+            <w:szCs w:val="24"/>
+            <w:lang w:val="en-IN" w:eastAsia="en-IN" w:bidi="mr-IN"/>
+          </w:rPr>
+          <w:t>http://127.0.0.1:5000/</w:t>
+        </w:r>
+      </w:hyperlink>
+      <w:r>
+        <w:rPr>
+          <w:rFonts w:ascii="Times New Roman" w:eastAsia="Times New Roman" w:hAnsi="Times New Roman" w:cs="Times New Roman"/>
+          <w:sz w:val="24"/>
+          <w:szCs w:val="24"/>
+          <w:lang w:val="en-IN" w:eastAsia="en-IN" w:bidi="mr-IN"/>
+        </w:rPr>
+        <w:t>.</w:t>
+      </w:r>
+    </w:p>
+    <w:p>
+      <w:pPr>
+        <w:widowControl/>
+        <w:autoSpaceDE/>
+        <w:autoSpaceDN/>
+        <w:spacing w:before="100" w:beforeAutospacing="1" w:after="100" w:afterAutospacing="1" w:line="360" w:lineRule="auto"/>
+        <w:ind w:left="720"/>
+        <w:jc w:val="both"/>
+        <w:rPr>
+          <w:rFonts w:ascii="Times New Roman" w:eastAsia="Times New Roman" w:hAnsi="Times New Roman" w:cs="Times New Roman"/>
+          <w:sz w:val="24"/>
+          <w:szCs w:val="24"/>
+          <w:lang w:val="en-IN" w:eastAsia="en-IN" w:bidi="mr-IN"/>
+        </w:rPr>
+      </w:pPr>
     </w:p>
     <w:p>
       <w:pPr>
@@ -6240,7 +6265,7 @@
           </mc:Choice>
           <mc:Fallback>
             <w:pict>
-              <v:shape w14:anchorId="3047A265" id="Graphic 7" o:spid="_x0000_s1026" style="position:absolute;margin-left:71.95pt;margin-top:30.15pt;width:468pt;height:.75pt;z-index:251657728;visibility:visible;mso-wrap-style:square;mso-wrap-distance-left:0;mso-wrap-distance-top:0;mso-wrap-distance-right:0;mso-wrap-distance-bottom:0;mso-position-horizontal:absolute;mso-position-horizontal-relative:page;mso-position-vertical:absolute;mso-position-vertical-relative:text;v-text-anchor:top" coordsize="5943600,9525" o:gfxdata="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" path="m5943599,9524l,9524,,,5943599,r,9524xe" fillcolor="black" stroked="f">
+              <v:shape w14:anchorId="28FCC029" id="Graphic 7" o:spid="_x0000_s1026" style="position:absolute;margin-left:71.95pt;margin-top:30.15pt;width:468pt;height:.75pt;z-index:251657728;visibility:visible;mso-wrap-style:square;mso-wrap-distance-left:0;mso-wrap-distance-top:0;mso-wrap-distance-right:0;mso-wrap-distance-bottom:0;mso-position-horizontal:absolute;mso-position-horizontal-relative:page;mso-position-vertical:absolute;mso-position-vertical-relative:text;v-text-anchor:top" coordsize="5943600,9525" o:gfxdata="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" path="m5943599,9524l,9524,,,5943599,r,9524xe" fillcolor="black" stroked="f">
                 <v:path arrowok="t"/>
                 <w10:wrap anchorx="page"/>
               </v:shape>
@@ -6410,7 +6435,7 @@
                     <pic:cNvPicPr/>
                   </pic:nvPicPr>
                   <pic:blipFill>
-                    <a:blip r:embed="rId8"/>
+                    <a:blip r:embed="rId9"/>
                     <a:stretch>
                       <a:fillRect/>
                     </a:stretch>
@@ -6541,7 +6566,7 @@
                     <pic:cNvPicPr/>
                   </pic:nvPicPr>
                   <pic:blipFill>
-                    <a:blip r:embed="rId9"/>
+                    <a:blip r:embed="rId10"/>
                     <a:stretch>
                       <a:fillRect/>
                     </a:stretch>
@@ -6653,7 +6678,7 @@
                     <pic:cNvPicPr/>
                   </pic:nvPicPr>
                   <pic:blipFill>
-                    <a:blip r:embed="rId10"/>
+                    <a:blip r:embed="rId11"/>
                     <a:stretch>
                       <a:fillRect/>
                     </a:stretch>
@@ -6712,7 +6737,7 @@
                     <pic:cNvPicPr/>
                   </pic:nvPicPr>
                   <pic:blipFill>
-                    <a:blip r:embed="rId11"/>
+                    <a:blip r:embed="rId12"/>
                     <a:stretch>
                       <a:fillRect/>
                     </a:stretch>
@@ -7194,7 +7219,21 @@
           <w:rFonts w:ascii="Times New Roman" w:hAnsi="Times New Roman" w:cs="Times New Roman"/>
           <w:lang w:val="en-IN"/>
         </w:rPr>
-        <w:t xml:space="preserve"> Connecting the backend to live APIs (such as Google Places or live Zomato APIs) to dynamically update the TF-IDF matrix with fresh reviews daily, rather than relying on a static CSV file.</w:t>
+        <w:t xml:space="preserve"> Connecting the backend to live APIs (such as Google Places or live Zomato APIs) to dynamically update the TF-IDF matrix with fresh reviews daily, </w:t>
+      </w:r>
+      <w:r>
+        <w:rPr>
+          <w:rFonts w:ascii="Times New Roman" w:hAnsi="Times New Roman" w:cs="Times New Roman"/>
+          <w:lang w:val="en-IN"/>
+        </w:rPr>
+        <w:tab/>
+      </w:r>
+      <w:r>
+        <w:rPr>
+          <w:rFonts w:ascii="Times New Roman" w:hAnsi="Times New Roman" w:cs="Times New Roman"/>
+          <w:lang w:val="en-IN"/>
+        </w:rPr>
+        <w:t>rather than relying on a static CSV file.</w:t>
       </w:r>
     </w:p>
     <w:p>
@@ -7619,7 +7658,7 @@
         <w:ind w:left="270"/>
         <w:jc w:val="both"/>
       </w:pPr>
-      <w:hyperlink r:id="rId12" w:history="1">
+      <w:hyperlink r:id="rId13" w:history="1">
         <w:r>
           <w:rPr>
             <w:rStyle w:val="Hyperlink"/>
@@ -7670,24 +7709,12 @@
         <w:ind w:left="270"/>
         <w:jc w:val="both"/>
       </w:pPr>
-      <w:hyperlink r:id="rId13" w:history="1">
+      <w:hyperlink r:id="rId14" w:history="1">
         <w:r>
           <w:rPr>
             <w:rStyle w:val="Hyperlink"/>
           </w:rPr>
-          <w:t>https://d</w:t>
-        </w:r>
-        <w:r>
-          <w:rPr>
-            <w:rStyle w:val="Hyperlink"/>
-          </w:rPr>
-          <w:t>r</w:t>
-        </w:r>
-        <w:r>
-          <w:rPr>
-            <w:rStyle w:val="Hyperlink"/>
-          </w:rPr>
-          <w:t>ive.google.com/file/d/1n3Kxl9PEW9thAgaLhSDsG2rGOwYtul4Y/view?usp=sharing</w:t>
+          <w:t>https://drive.google.com/file/d/1n3Kxl9PEW9thAgaLhSDsG2rGOwYtul4Y/view?usp=sharing</w:t>
         </w:r>
       </w:hyperlink>
     </w:p>
@@ -9106,8 +9133,8 @@
   <w:abstractNum w:abstractNumId="10" w15:restartNumberingAfterBreak="0">
     <w:nsid w:val="1C2E3C96"/>
     <w:multiLevelType w:val="hybridMultilevel"/>
-    <w:tmpl w:val="2CBEE972"/>
-    <w:lvl w:ilvl="0" w:tplc="04090017">
+    <w:tmpl w:val="0F92BB9C"/>
+    <w:lvl w:ilvl="0" w:tplc="DC2E9042">
       <w:start w:val="1"/>
       <w:numFmt w:val="lowerLetter"/>
       <w:lvlText w:val="%1)"/>
@@ -9115,6 +9142,10 @@
       <w:pPr>
         <w:ind w:left="720" w:hanging="360"/>
       </w:pPr>
+      <w:rPr>
+        <w:sz w:val="28"/>
+        <w:szCs w:val="28"/>
+      </w:rPr>
     </w:lvl>
     <w:lvl w:ilvl="1" w:tplc="04090019" w:tentative="1">
       <w:start w:val="1"/>

--- a/Document/Abrar_Kotwal_Restaurant_Recommendation_System.docx
+++ b/Document/Abrar_Kotwal_Restaurant_Recommendation_System.docx
@@ -156,27 +156,7 @@
           <w:color w:val="33455C"/>
           <w:sz w:val="30"/>
         </w:rPr>
-        <w:t xml:space="preserve">Smart- </w:t>
-      </w:r>
-      <w:proofErr w:type="spellStart"/>
-      <w:r>
-        <w:rPr>
-          <w:rFonts w:ascii="Times New Roman" w:hAnsi="Times New Roman" w:cs="Times New Roman"/>
-          <w:b/>
-          <w:color w:val="33455C"/>
-          <w:sz w:val="30"/>
-        </w:rPr>
-        <w:t>Internz</w:t>
-      </w:r>
-      <w:proofErr w:type="spellEnd"/>
-      <w:r>
-        <w:rPr>
-          <w:rFonts w:ascii="Times New Roman" w:hAnsi="Times New Roman" w:cs="Times New Roman"/>
-          <w:b/>
-          <w:color w:val="33455C"/>
-          <w:sz w:val="30"/>
-        </w:rPr>
-        <w:t xml:space="preserve"> for the completion of</w:t>
+        <w:t>Smart- Internz for the completion of</w:t>
       </w:r>
     </w:p>
     <w:p>
@@ -336,7 +316,6 @@
           <w:sz w:val="30"/>
         </w:rPr>
       </w:pPr>
-      <w:proofErr w:type="spellStart"/>
       <w:r>
         <w:rPr>
           <w:rFonts w:ascii="Times New Roman" w:hAnsi="Times New Roman" w:cs="Times New Roman"/>
@@ -347,7 +326,6 @@
         </w:rPr>
         <w:t>D.Y.Patil</w:t>
       </w:r>
-      <w:proofErr w:type="spellEnd"/>
       <w:r>
         <w:rPr>
           <w:rFonts w:ascii="Times New Roman" w:hAnsi="Times New Roman" w:cs="Times New Roman"/>
@@ -438,7 +416,6 @@
         </w:rPr>
         <w:t xml:space="preserve"> </w:t>
       </w:r>
-      <w:proofErr w:type="spellStart"/>
       <w:r>
         <w:rPr>
           <w:rFonts w:ascii="Times New Roman" w:hAnsi="Times New Roman" w:cs="Times New Roman"/>
@@ -447,101 +424,88 @@
           <w:spacing w:val="-2"/>
           <w:sz w:val="30"/>
         </w:rPr>
-        <w:t>Talsande</w:t>
-      </w:r>
-      <w:proofErr w:type="spellEnd"/>
-      <w:r>
-        <w:rPr>
-          <w:rFonts w:ascii="Times New Roman" w:hAnsi="Times New Roman" w:cs="Times New Roman"/>
-          <w:b/>
+        <w:t xml:space="preserve">Talsande </w:t>
+      </w:r>
+      <w:r>
+        <w:rPr>
+          <w:rFonts w:ascii="Times New Roman" w:hAnsi="Times New Roman" w:cs="Times New Roman"/>
+          <w:b/>
+          <w:color w:val="33455C"/>
+          <w:sz w:val="30"/>
+        </w:rPr>
+        <w:t>Academic Year: 2025–2026</w:t>
+      </w:r>
+    </w:p>
+    <w:p>
+      <w:pPr>
+        <w:spacing w:before="1"/>
+        <w:ind w:left="1402" w:right="1397"/>
+        <w:jc w:val="center"/>
+        <w:rPr>
+          <w:rFonts w:ascii="Times New Roman" w:hAnsi="Times New Roman" w:cs="Times New Roman"/>
+          <w:b/>
+          <w:sz w:val="30"/>
+        </w:rPr>
+      </w:pPr>
+      <w:r>
+        <w:rPr>
+          <w:rFonts w:ascii="Times New Roman" w:hAnsi="Times New Roman" w:cs="Times New Roman"/>
+          <w:b/>
+          <w:color w:val="33455C"/>
+          <w:sz w:val="30"/>
+        </w:rPr>
+        <w:t xml:space="preserve">Submitted </w:t>
+      </w:r>
+      <w:r>
+        <w:rPr>
+          <w:rFonts w:ascii="Times New Roman" w:hAnsi="Times New Roman" w:cs="Times New Roman"/>
+          <w:b/>
+          <w:color w:val="33455C"/>
+          <w:spacing w:val="-5"/>
+          <w:sz w:val="30"/>
+        </w:rPr>
+        <w:t>To</w:t>
+      </w:r>
+    </w:p>
+    <w:p>
+      <w:pPr>
+        <w:pStyle w:val="BodyText"/>
+        <w:spacing w:before="282"/>
+        <w:ind w:left="0"/>
+        <w:rPr>
+          <w:rFonts w:ascii="Times New Roman" w:hAnsi="Times New Roman" w:cs="Times New Roman"/>
+          <w:b/>
+          <w:sz w:val="30"/>
+        </w:rPr>
+      </w:pPr>
+    </w:p>
+    <w:p>
+      <w:pPr>
+        <w:ind w:left="1400" w:right="1397"/>
+        <w:jc w:val="center"/>
+        <w:rPr>
+          <w:rFonts w:ascii="Times New Roman" w:hAnsi="Times New Roman" w:cs="Times New Roman"/>
+          <w:sz w:val="30"/>
+        </w:rPr>
+      </w:pPr>
+      <w:r>
+        <w:rPr>
+          <w:rFonts w:ascii="Times New Roman" w:hAnsi="Times New Roman" w:cs="Times New Roman"/>
+          <w:color w:val="33455C"/>
+          <w:w w:val="90"/>
+          <w:sz w:val="30"/>
+        </w:rPr>
+        <w:t>Smart-</w:t>
+      </w:r>
+      <w:r>
+        <w:rPr>
+          <w:rFonts w:ascii="Times New Roman" w:hAnsi="Times New Roman" w:cs="Times New Roman"/>
           <w:color w:val="33455C"/>
           <w:spacing w:val="-2"/>
           <w:sz w:val="30"/>
         </w:rPr>
-        <w:t xml:space="preserve"> </w:t>
-      </w:r>
-      <w:r>
-        <w:rPr>
-          <w:rFonts w:ascii="Times New Roman" w:hAnsi="Times New Roman" w:cs="Times New Roman"/>
-          <w:b/>
-          <w:color w:val="33455C"/>
-          <w:sz w:val="30"/>
-        </w:rPr>
-        <w:t>Academic Year: 2025–2026</w:t>
-      </w:r>
-    </w:p>
-    <w:p>
-      <w:pPr>
-        <w:spacing w:before="1"/>
-        <w:ind w:left="1402" w:right="1397"/>
-        <w:jc w:val="center"/>
-        <w:rPr>
-          <w:rFonts w:ascii="Times New Roman" w:hAnsi="Times New Roman" w:cs="Times New Roman"/>
-          <w:b/>
-          <w:sz w:val="30"/>
-        </w:rPr>
-      </w:pPr>
-      <w:r>
-        <w:rPr>
-          <w:rFonts w:ascii="Times New Roman" w:hAnsi="Times New Roman" w:cs="Times New Roman"/>
-          <w:b/>
-          <w:color w:val="33455C"/>
-          <w:sz w:val="30"/>
-        </w:rPr>
-        <w:t xml:space="preserve">Submitted </w:t>
-      </w:r>
-      <w:r>
-        <w:rPr>
-          <w:rFonts w:ascii="Times New Roman" w:hAnsi="Times New Roman" w:cs="Times New Roman"/>
-          <w:b/>
-          <w:color w:val="33455C"/>
-          <w:spacing w:val="-5"/>
-          <w:sz w:val="30"/>
-        </w:rPr>
-        <w:t>To</w:t>
-      </w:r>
-    </w:p>
-    <w:p>
-      <w:pPr>
-        <w:pStyle w:val="BodyText"/>
-        <w:spacing w:before="282"/>
-        <w:ind w:left="0"/>
-        <w:rPr>
-          <w:rFonts w:ascii="Times New Roman" w:hAnsi="Times New Roman" w:cs="Times New Roman"/>
-          <w:b/>
-          <w:sz w:val="30"/>
-        </w:rPr>
-      </w:pPr>
-    </w:p>
-    <w:p>
-      <w:pPr>
-        <w:ind w:left="1400" w:right="1397"/>
-        <w:jc w:val="center"/>
-        <w:rPr>
-          <w:rFonts w:ascii="Times New Roman" w:hAnsi="Times New Roman" w:cs="Times New Roman"/>
-          <w:sz w:val="30"/>
-        </w:rPr>
-      </w:pPr>
-      <w:r>
-        <w:rPr>
-          <w:rFonts w:ascii="Times New Roman" w:hAnsi="Times New Roman" w:cs="Times New Roman"/>
-          <w:color w:val="33455C"/>
-          <w:w w:val="90"/>
-          <w:sz w:val="30"/>
-        </w:rPr>
-        <w:t>Smart-</w:t>
-      </w:r>
-      <w:proofErr w:type="spellStart"/>
-      <w:r>
-        <w:rPr>
-          <w:rFonts w:ascii="Times New Roman" w:hAnsi="Times New Roman" w:cs="Times New Roman"/>
-          <w:color w:val="33455C"/>
-          <w:spacing w:val="-2"/>
-          <w:sz w:val="30"/>
-        </w:rPr>
         <w:t>Internz</w:t>
       </w:r>
-      <w:proofErr w:type="spellEnd"/>
     </w:p>
     <w:p>
       <w:pPr>
@@ -743,27 +707,7 @@
           <w:szCs w:val="24"/>
           <w:lang w:val="en-IN" w:eastAsia="en-IN" w:bidi="mr-IN"/>
         </w:rPr>
-        <w:t xml:space="preserve">To ensure the model is practical and usable for everyday consumers, the final mathematical matrix is optimized and deployed within a fully functional, interactive web application using the Flask framework. The resulting application allows users to seamlessly input their </w:t>
-      </w:r>
-      <w:proofErr w:type="spellStart"/>
-      <w:r>
-        <w:rPr>
-          <w:rFonts w:ascii="Times New Roman" w:hAnsi="Times New Roman" w:cs="Times New Roman"/>
-          <w:sz w:val="24"/>
-          <w:szCs w:val="24"/>
-          <w:lang w:val="en-IN" w:eastAsia="en-IN" w:bidi="mr-IN"/>
-        </w:rPr>
-        <w:t>favorite</w:t>
-      </w:r>
-      <w:proofErr w:type="spellEnd"/>
-      <w:r>
-        <w:rPr>
-          <w:rFonts w:ascii="Times New Roman" w:hAnsi="Times New Roman" w:cs="Times New Roman"/>
-          <w:sz w:val="24"/>
-          <w:szCs w:val="24"/>
-          <w:lang w:val="en-IN" w:eastAsia="en-IN" w:bidi="mr-IN"/>
-        </w:rPr>
-        <w:t xml:space="preserve"> restaurant and instantly receive a curated, highly accurate list of similar dining establishments, thereby enhancing the dining experience and showcasing the true potential of Applied Data Science.</w:t>
+        <w:t>To ensure the model is practical and usable for everyday consumers, the final mathematical matrix is optimized and deployed within a fully functional, interactive web application using the Flask framework. The resulting application allows users to seamlessly input their favorite restaurant and instantly receive a curated, highly accurate list of similar dining establishments, thereby enhancing the dining experience and showcasing the true potential of Applied Data Science.</w:t>
       </w:r>
     </w:p>
     <w:p>
@@ -2534,29 +2478,7 @@
           <w:szCs w:val="24"/>
           <w:lang w:val="en-IN"/>
         </w:rPr>
-        <w:t xml:space="preserve"> Transition the project from a local </w:t>
-      </w:r>
-      <w:proofErr w:type="spellStart"/>
-      <w:r>
-        <w:rPr>
-          <w:rFonts w:ascii="Times New Roman" w:hAnsi="Times New Roman" w:cs="Times New Roman"/>
-          <w:spacing w:val="-2"/>
-          <w:sz w:val="24"/>
-          <w:szCs w:val="24"/>
-          <w:lang w:val="en-IN"/>
-        </w:rPr>
-        <w:t>Jupyter</w:t>
-      </w:r>
-      <w:proofErr w:type="spellEnd"/>
-      <w:r>
-        <w:rPr>
-          <w:rFonts w:ascii="Times New Roman" w:hAnsi="Times New Roman" w:cs="Times New Roman"/>
-          <w:spacing w:val="-2"/>
-          <w:sz w:val="24"/>
-          <w:szCs w:val="24"/>
-          <w:lang w:val="en-IN"/>
-        </w:rPr>
-        <w:t xml:space="preserve"> Notebook script into a fully interactive web application using the Flask framework, complete with HTML, CSS, and JavaScript routing.</w:t>
+        <w:t xml:space="preserve"> Transition the project from a local Jupyter Notebook script into a fully interactive web application using the Flask framework, complete with HTML, CSS, and JavaScript routing.</w:t>
       </w:r>
     </w:p>
     <w:p>
@@ -2779,7 +2701,7 @@
           </mc:Choice>
           <mc:Fallback>
             <w:pict>
-              <v:shape w14:anchorId="01D4DA2D" id="Graphic 2" o:spid="_x0000_s1026" style="position:absolute;margin-left:71.95pt;margin-top:5.25pt;width:468pt;height:.75pt;z-index:251658752;visibility:visible;mso-wrap-style:square;mso-wrap-distance-left:0;mso-wrap-distance-top:0;mso-wrap-distance-right:0;mso-wrap-distance-bottom:0;mso-position-horizontal:absolute;mso-position-horizontal-relative:page;mso-position-vertical:absolute;mso-position-vertical-relative:text;v-text-anchor:top" coordsize="5943600,9525" o:gfxdata="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" path="m5943599,9524l,9524,,,5943599,r,9524xe" fillcolor="black" stroked="f">
+              <v:shape w14:anchorId="1B1DD4FA" id="Graphic 2" o:spid="_x0000_s1026" style="position:absolute;margin-left:71.95pt;margin-top:5.25pt;width:468pt;height:.75pt;z-index:251658752;visibility:visible;mso-wrap-style:square;mso-wrap-distance-left:0;mso-wrap-distance-top:0;mso-wrap-distance-right:0;mso-wrap-distance-bottom:0;mso-position-horizontal:absolute;mso-position-horizontal-relative:page;mso-position-vertical:absolute;mso-position-vertical-relative:text;v-text-anchor:top" coordsize="5943600,9525" o:gfxdata="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" path="m5943599,9524l,9524,,,5943599,r,9524xe" fillcolor="black" stroked="f">
                 <v:path arrowok="t"/>
                 <w10:wrap anchorx="page"/>
               </v:shape>
@@ -3021,7 +2943,7 @@
           </mc:Choice>
           <mc:Fallback>
             <w:pict>
-              <v:shape w14:anchorId="740327E7" id="Graphic 3" o:spid="_x0000_s1026" style="position:absolute;margin-left:1in;margin-top:-34.3pt;width:468pt;height:.75pt;z-index:251656704;visibility:visible;mso-wrap-style:square;mso-wrap-distance-left:0;mso-wrap-distance-top:0;mso-wrap-distance-right:0;mso-wrap-distance-bottom:0;mso-position-horizontal:absolute;mso-position-horizontal-relative:page;mso-position-vertical:absolute;mso-position-vertical-relative:text;v-text-anchor:top" coordsize="5943600,9525" o:gfxdata="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" path="m5943599,9524l,9524,,,5943599,r,9524xe" fillcolor="black" stroked="f">
+              <v:shape w14:anchorId="7CCD90A2" id="Graphic 3" o:spid="_x0000_s1026" style="position:absolute;margin-left:1in;margin-top:-34.3pt;width:468pt;height:.75pt;z-index:251656704;visibility:visible;mso-wrap-style:square;mso-wrap-distance-left:0;mso-wrap-distance-top:0;mso-wrap-distance-right:0;mso-wrap-distance-bottom:0;mso-position-horizontal:absolute;mso-position-horizontal-relative:page;mso-position-vertical:absolute;mso-position-vertical-relative:text;v-text-anchor:top" coordsize="5943600,9525" o:gfxdata="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" path="m5943599,9524l,9524,,,5943599,r,9524xe" fillcolor="black" stroked="f">
                 <v:path arrowok="t"/>
                 <w10:wrap anchorx="page"/>
               </v:shape>
@@ -3198,27 +3120,7 @@
           <w:szCs w:val="24"/>
           <w:lang w:val="en-IN" w:eastAsia="en-IN" w:bidi="mr-IN"/>
         </w:rPr>
-        <w:t xml:space="preserve">and </w:t>
-      </w:r>
-      <w:proofErr w:type="spellStart"/>
-      <w:r>
-        <w:rPr>
-          <w:rFonts w:ascii="Times New Roman" w:eastAsia="Times New Roman" w:hAnsi="Times New Roman" w:cs="Times New Roman"/>
-          <w:sz w:val="24"/>
-          <w:szCs w:val="24"/>
-          <w:lang w:val="en-IN" w:eastAsia="en-IN" w:bidi="mr-IN"/>
-        </w:rPr>
-        <w:t>numpy</w:t>
-      </w:r>
-      <w:proofErr w:type="spellEnd"/>
-      <w:r>
-        <w:rPr>
-          <w:rFonts w:ascii="Times New Roman" w:eastAsia="Times New Roman" w:hAnsi="Times New Roman" w:cs="Times New Roman"/>
-          <w:sz w:val="24"/>
-          <w:szCs w:val="24"/>
-          <w:lang w:val="en-IN" w:eastAsia="en-IN" w:bidi="mr-IN"/>
-        </w:rPr>
-        <w:t xml:space="preserve"> were selected for high-performance matrix and data frame manipulation.</w:t>
+        <w:t>and numpy were selected for high-performance matrix and data frame manipulation.</w:t>
       </w:r>
     </w:p>
     <w:p>
@@ -3306,19 +3208,8 @@
           <w:szCs w:val="24"/>
           <w:lang w:val="en-IN" w:eastAsia="en-IN" w:bidi="mr-IN"/>
         </w:rPr>
-        <w:t xml:space="preserve">and </w:t>
-      </w:r>
-      <w:proofErr w:type="spellStart"/>
-      <w:r>
-        <w:rPr>
-          <w:rFonts w:ascii="Times New Roman" w:eastAsia="Times New Roman" w:hAnsi="Times New Roman" w:cs="Times New Roman"/>
-          <w:sz w:val="24"/>
-          <w:szCs w:val="24"/>
-          <w:lang w:val="en-IN" w:eastAsia="en-IN" w:bidi="mr-IN"/>
-        </w:rPr>
-        <w:t>plotly</w:t>
-      </w:r>
-      <w:proofErr w:type="spellEnd"/>
+        <w:t>and plotly</w:t>
+      </w:r>
       <w:r>
         <w:rPr>
           <w:rFonts w:ascii="Times New Roman" w:eastAsia="Times New Roman" w:hAnsi="Times New Roman" w:cs="Times New Roman"/>
@@ -3775,25 +3666,14 @@
           <w:lang w:val="en-IN" w:eastAsia="en-IN" w:bidi="mr-IN"/>
         </w:rPr>
       </w:pPr>
-      <w:proofErr w:type="spellStart"/>
-      <w:r>
-        <w:rPr>
-          <w:rFonts w:ascii="Times New Roman" w:eastAsia="Times New Roman" w:hAnsi="Times New Roman" w:cs="Times New Roman"/>
-          <w:sz w:val="24"/>
-          <w:szCs w:val="24"/>
-          <w:lang w:val="en-IN" w:eastAsia="en-IN" w:bidi="mr-IN"/>
-        </w:rPr>
-        <w:t>approx_cost</w:t>
-      </w:r>
-      <w:proofErr w:type="spellEnd"/>
-      <w:r>
-        <w:rPr>
-          <w:rFonts w:ascii="Times New Roman" w:eastAsia="Times New Roman" w:hAnsi="Times New Roman" w:cs="Times New Roman"/>
-          <w:sz w:val="24"/>
-          <w:szCs w:val="24"/>
-          <w:lang w:val="en-IN" w:eastAsia="en-IN" w:bidi="mr-IN"/>
-        </w:rPr>
-        <w:t>(for two people)</w:t>
+      <w:r>
+        <w:rPr>
+          <w:rFonts w:ascii="Times New Roman" w:eastAsia="Times New Roman" w:hAnsi="Times New Roman" w:cs="Times New Roman"/>
+          <w:sz w:val="24"/>
+          <w:szCs w:val="24"/>
+          <w:lang w:val="en-IN" w:eastAsia="en-IN" w:bidi="mr-IN"/>
+        </w:rPr>
+        <w:t>approx_cost(for two people)</w:t>
       </w:r>
       <w:r>
         <w:rPr>
@@ -3837,7 +3717,6 @@
           <w:lang w:val="en-IN" w:eastAsia="en-IN" w:bidi="mr-IN"/>
         </w:rPr>
       </w:pPr>
-      <w:proofErr w:type="spellStart"/>
       <w:r>
         <w:rPr>
           <w:rFonts w:ascii="Times New Roman" w:eastAsia="Times New Roman" w:hAnsi="Times New Roman" w:cs="Times New Roman"/>
@@ -3847,7 +3726,6 @@
         </w:rPr>
         <w:t>reviews_list</w:t>
       </w:r>
-      <w:proofErr w:type="spellEnd"/>
       <w:r>
         <w:rPr>
           <w:rFonts w:ascii="Times New Roman" w:eastAsia="Times New Roman" w:hAnsi="Times New Roman" w:cs="Times New Roman"/>
@@ -3923,23 +3801,7 @@
         <w:jc w:val="both"/>
       </w:pPr>
       <w:r>
-        <w:t xml:space="preserve">Using the pandas.info() and </w:t>
-      </w:r>
-      <w:proofErr w:type="spellStart"/>
-      <w:r>
-        <w:t>isnull</w:t>
-      </w:r>
-      <w:proofErr w:type="spellEnd"/>
-      <w:r>
-        <w:t>().sum() functions, a detailed inspection of the raw data was conducted. The inspection revealed that the dataset contained significant real-world inconsistencies. Several columns had missing (</w:t>
-      </w:r>
-      <w:proofErr w:type="spellStart"/>
-      <w:r>
-        <w:t>NaN</w:t>
-      </w:r>
-      <w:proofErr w:type="spellEnd"/>
-      <w:r>
-        <w:t>) values. Furthermore, critical numerical columns like rate and cost were formatted as text strings (e.g., "4.1/5" and "1,200") which prevent mathematical calculations. The text reviews were also filled with punctuation and special characters.</w:t>
+        <w:t>Using the pandas.info() and isnull().sum() functions, a detailed inspection of the raw data was conducted. The inspection revealed that the dataset contained significant real-world inconsistencies. Several columns had missing (NaN) values. Furthermore, critical numerical columns like rate and cost were formatted as text strings (e.g., "4.1/5" and "1,200") which prevent mathematical calculations. The text reviews were also filled with punctuation and special characters.</w:t>
       </w:r>
     </w:p>
     <w:p>
@@ -4029,39 +3891,7 @@
           <w:rFonts w:ascii="Times New Roman" w:hAnsi="Times New Roman" w:cs="Times New Roman"/>
           <w:lang w:val="en-IN"/>
         </w:rPr>
-        <w:t xml:space="preserve"> Features that added no semantic value to the recommendation (such as </w:t>
-      </w:r>
-      <w:proofErr w:type="spellStart"/>
-      <w:r>
-        <w:rPr>
-          <w:rFonts w:ascii="Times New Roman" w:hAnsi="Times New Roman" w:cs="Times New Roman"/>
-          <w:lang w:val="en-IN"/>
-        </w:rPr>
-        <w:t>url</w:t>
-      </w:r>
-      <w:proofErr w:type="spellEnd"/>
-      <w:r>
-        <w:rPr>
-          <w:rFonts w:ascii="Times New Roman" w:hAnsi="Times New Roman" w:cs="Times New Roman"/>
-          <w:lang w:val="en-IN"/>
-        </w:rPr>
-        <w:t xml:space="preserve">, phone, and </w:t>
-      </w:r>
-      <w:proofErr w:type="spellStart"/>
-      <w:r>
-        <w:rPr>
-          <w:rFonts w:ascii="Times New Roman" w:hAnsi="Times New Roman" w:cs="Times New Roman"/>
-          <w:lang w:val="en-IN"/>
-        </w:rPr>
-        <w:t>dish_liked</w:t>
-      </w:r>
-      <w:proofErr w:type="spellEnd"/>
-      <w:r>
-        <w:rPr>
-          <w:rFonts w:ascii="Times New Roman" w:hAnsi="Times New Roman" w:cs="Times New Roman"/>
-          <w:lang w:val="en-IN"/>
-        </w:rPr>
-        <w:t>) were removed to save memory.</w:t>
+        <w:t xml:space="preserve"> Features that added no semantic value to the recommendation (such as url, phone, and dish_liked) were removed to save memory.</w:t>
       </w:r>
     </w:p>
     <w:p>
@@ -4092,23 +3922,7 @@
           <w:rFonts w:ascii="Times New Roman" w:hAnsi="Times New Roman" w:cs="Times New Roman"/>
           <w:lang w:val="en-IN"/>
         </w:rPr>
-        <w:t xml:space="preserve"> All missing </w:t>
-      </w:r>
-      <w:proofErr w:type="spellStart"/>
-      <w:r>
-        <w:rPr>
-          <w:rFonts w:ascii="Times New Roman" w:hAnsi="Times New Roman" w:cs="Times New Roman"/>
-          <w:lang w:val="en-IN"/>
-        </w:rPr>
-        <w:t>NaN</w:t>
-      </w:r>
-      <w:proofErr w:type="spellEnd"/>
-      <w:r>
-        <w:rPr>
-          <w:rFonts w:ascii="Times New Roman" w:hAnsi="Times New Roman" w:cs="Times New Roman"/>
-          <w:lang w:val="en-IN"/>
-        </w:rPr>
-        <w:t xml:space="preserve"> values were dropped, and duplicate restaurant entries were removed to prevent skewed matrices.</w:t>
+        <w:t xml:space="preserve"> All missing NaN values were dropped, and duplicate restaurant entries were removed to prevent skewed matrices.</w:t>
       </w:r>
     </w:p>
     <w:p>
@@ -4139,23 +3953,7 @@
           <w:rFonts w:ascii="Times New Roman" w:hAnsi="Times New Roman" w:cs="Times New Roman"/>
           <w:lang w:val="en-IN"/>
         </w:rPr>
-        <w:t xml:space="preserve"> The </w:t>
-      </w:r>
-      <w:proofErr w:type="spellStart"/>
-      <w:r>
-        <w:rPr>
-          <w:rFonts w:ascii="Times New Roman" w:hAnsi="Times New Roman" w:cs="Times New Roman"/>
-          <w:lang w:val="en-IN"/>
-        </w:rPr>
-        <w:t>approx_cost</w:t>
-      </w:r>
-      <w:proofErr w:type="spellEnd"/>
-      <w:r>
-        <w:rPr>
-          <w:rFonts w:ascii="Times New Roman" w:hAnsi="Times New Roman" w:cs="Times New Roman"/>
-          <w:lang w:val="en-IN"/>
-        </w:rPr>
-        <w:t>(for two people) column was renamed to cost. The /5 was stripped from the rate column, commas were removed from the cost column, and both were converted into usable float numerical data types.</w:t>
+        <w:t xml:space="preserve"> The approx_cost(for two people) column was renamed to cost. The /5 was stripped from the rate column, commas were removed from the cost column, and both were converted into usable float numerical data types.</w:t>
       </w:r>
     </w:p>
     <w:p>
@@ -4186,23 +3984,7 @@
           <w:rFonts w:ascii="Times New Roman" w:hAnsi="Times New Roman" w:cs="Times New Roman"/>
           <w:lang w:val="en-IN"/>
         </w:rPr>
-        <w:t xml:space="preserve"> A custom script was written to compute the exact mean rating for each unique restaurant. This was then scaled using </w:t>
-      </w:r>
-      <w:proofErr w:type="spellStart"/>
-      <w:r>
-        <w:rPr>
-          <w:rFonts w:ascii="Times New Roman" w:hAnsi="Times New Roman" w:cs="Times New Roman"/>
-          <w:lang w:val="en-IN"/>
-        </w:rPr>
-        <w:t>MinMaxScaler</w:t>
-      </w:r>
-      <w:proofErr w:type="spellEnd"/>
-      <w:r>
-        <w:rPr>
-          <w:rFonts w:ascii="Times New Roman" w:hAnsi="Times New Roman" w:cs="Times New Roman"/>
-          <w:lang w:val="en-IN"/>
-        </w:rPr>
-        <w:t xml:space="preserve"> with a feature range of 1 to 5 to standardize the scoring.</w:t>
+        <w:t xml:space="preserve"> A custom script was written to compute the exact mean rating for each unique restaurant. This was then scaled using MinMaxScaler with a feature range of 1 to 5 to standardize the scoring.</w:t>
       </w:r>
     </w:p>
     <w:p>
@@ -4233,55 +4015,7 @@
           <w:rFonts w:ascii="Times New Roman" w:hAnsi="Times New Roman" w:cs="Times New Roman"/>
           <w:lang w:val="en-IN"/>
         </w:rPr>
-        <w:t xml:space="preserve"> For the </w:t>
-      </w:r>
-      <w:proofErr w:type="spellStart"/>
-      <w:r>
-        <w:rPr>
-          <w:rFonts w:ascii="Times New Roman" w:hAnsi="Times New Roman" w:cs="Times New Roman"/>
-          <w:lang w:val="en-IN"/>
-        </w:rPr>
-        <w:t>reviews_list</w:t>
-      </w:r>
-      <w:proofErr w:type="spellEnd"/>
-      <w:r>
-        <w:rPr>
-          <w:rFonts w:ascii="Times New Roman" w:hAnsi="Times New Roman" w:cs="Times New Roman"/>
-          <w:lang w:val="en-IN"/>
-        </w:rPr>
-        <w:t xml:space="preserve"> and cuisines features, the data was converted to lowercase. A custom function using </w:t>
-      </w:r>
-      <w:proofErr w:type="spellStart"/>
-      <w:r>
-        <w:rPr>
-          <w:rFonts w:ascii="Times New Roman" w:hAnsi="Times New Roman" w:cs="Times New Roman"/>
-          <w:lang w:val="en-IN"/>
-        </w:rPr>
-        <w:t>string.punctuation</w:t>
-      </w:r>
-      <w:proofErr w:type="spellEnd"/>
-      <w:r>
-        <w:rPr>
-          <w:rFonts w:ascii="Times New Roman" w:hAnsi="Times New Roman" w:cs="Times New Roman"/>
-          <w:lang w:val="en-IN"/>
-        </w:rPr>
-        <w:t xml:space="preserve"> was applied to strip all punctuation. Finally, </w:t>
-      </w:r>
-      <w:proofErr w:type="spellStart"/>
-      <w:r>
-        <w:rPr>
-          <w:rFonts w:ascii="Times New Roman" w:hAnsi="Times New Roman" w:cs="Times New Roman"/>
-          <w:lang w:val="en-IN"/>
-        </w:rPr>
-        <w:t>nltk</w:t>
-      </w:r>
-      <w:proofErr w:type="spellEnd"/>
-      <w:r>
-        <w:rPr>
-          <w:rFonts w:ascii="Times New Roman" w:hAnsi="Times New Roman" w:cs="Times New Roman"/>
-          <w:lang w:val="en-IN"/>
-        </w:rPr>
-        <w:t xml:space="preserve"> was utilized to remove common English "stop words" (e.g., "the", "is", "at") that provide no analytical value.</w:t>
+        <w:t xml:space="preserve"> For the reviews_list and cuisines features, the data was converted to lowercase. A custom function using string.punctuation was applied to strip all punctuation. Finally, nltk was utilized to remove common English "stop words" (e.g., "the", "is", "at") that provide no analytical value.</w:t>
       </w:r>
     </w:p>
     <w:p>
@@ -4374,15 +4108,7 @@
         <w:t xml:space="preserve"> </w:t>
       </w:r>
       <w:r>
-        <w:t xml:space="preserve">Coffee Day, </w:t>
-      </w:r>
-      <w:proofErr w:type="spellStart"/>
-      <w:r>
-        <w:t>Onesta</w:t>
-      </w:r>
-      <w:proofErr w:type="spellEnd"/>
-      <w:r>
-        <w:t>, and Empire Restaurant have the highest number of outlets in Bangalore.</w:t>
+        <w:t>Coffee Day, Onesta, and Empire Restaurant have the highest number of outlets in Bangalore.</w:t>
       </w:r>
     </w:p>
     <w:p>
@@ -4427,7 +4153,6 @@
       <w:r>
         <w:t xml:space="preserve"> A </w:t>
       </w:r>
-      <w:proofErr w:type="spellStart"/>
       <w:r>
         <w:rPr>
           <w:rStyle w:val="HTMLCode"/>
@@ -4437,7 +4162,6 @@
         </w:rPr>
         <w:t>distplot</w:t>
       </w:r>
-      <w:proofErr w:type="spellEnd"/>
       <w:r>
         <w:rPr>
           <w:sz w:val="32"/>
@@ -4673,59 +4397,7 @@
           <w:szCs w:val="24"/>
           <w:lang w:val="en-IN"/>
         </w:rPr>
-        <w:t xml:space="preserve">The cleaned </w:t>
-      </w:r>
-      <w:proofErr w:type="spellStart"/>
-      <w:r>
-        <w:rPr>
-          <w:rFonts w:ascii="Times New Roman" w:hAnsi="Times New Roman" w:cs="Times New Roman"/>
-          <w:i w:val="0"/>
-          <w:iCs w:val="0"/>
-          <w:color w:val="auto"/>
-          <w:sz w:val="24"/>
-          <w:szCs w:val="24"/>
-          <w:lang w:val="en-IN"/>
-        </w:rPr>
-        <w:t>reviews_list</w:t>
-      </w:r>
-      <w:proofErr w:type="spellEnd"/>
-      <w:r>
-        <w:rPr>
-          <w:rFonts w:ascii="Times New Roman" w:hAnsi="Times New Roman" w:cs="Times New Roman"/>
-          <w:i w:val="0"/>
-          <w:iCs w:val="0"/>
-          <w:color w:val="auto"/>
-          <w:sz w:val="24"/>
-          <w:szCs w:val="24"/>
-          <w:lang w:val="en-IN"/>
-        </w:rPr>
-        <w:t xml:space="preserve"> data was passed through the </w:t>
-      </w:r>
-      <w:proofErr w:type="spellStart"/>
-      <w:r>
-        <w:rPr>
-          <w:rFonts w:ascii="Times New Roman" w:hAnsi="Times New Roman" w:cs="Times New Roman"/>
-          <w:i w:val="0"/>
-          <w:iCs w:val="0"/>
-          <w:color w:val="auto"/>
-          <w:sz w:val="24"/>
-          <w:szCs w:val="24"/>
-          <w:lang w:val="en-IN"/>
-        </w:rPr>
-        <w:t>TfidfVectorizer</w:t>
-      </w:r>
-      <w:proofErr w:type="spellEnd"/>
-      <w:r>
-        <w:rPr>
-          <w:rFonts w:ascii="Times New Roman" w:hAnsi="Times New Roman" w:cs="Times New Roman"/>
-          <w:i w:val="0"/>
-          <w:iCs w:val="0"/>
-          <w:color w:val="auto"/>
-          <w:sz w:val="24"/>
-          <w:szCs w:val="24"/>
-          <w:lang w:val="en-IN"/>
-        </w:rPr>
-        <w:t>. Following this vectorization, Cosine Similarity was employed. Cosine similarity is a metric used to determine how similar two documents are irrespective of their size.</w:t>
+        <w:t>The cleaned reviews_list data was passed through the TfidfVectorizer. Following this vectorization, Cosine Similarity was employed. Cosine similarity is a metric used to determine how similar two documents are irrespective of their size.</w:t>
       </w:r>
     </w:p>
     <w:p>
@@ -5328,21 +5000,7 @@
         <w:rPr>
           <w:lang w:val="en-IN"/>
         </w:rPr>
-        <w:t xml:space="preserve"> The TF-IDF vectorizer was tuned using </w:t>
-      </w:r>
-      <w:proofErr w:type="spellStart"/>
-      <w:r>
-        <w:rPr>
-          <w:lang w:val="en-IN"/>
-        </w:rPr>
-        <w:t>ngram_range</w:t>
-      </w:r>
-      <w:proofErr w:type="spellEnd"/>
-      <w:r>
-        <w:rPr>
-          <w:lang w:val="en-IN"/>
-        </w:rPr>
-        <w:t>=(1, 2). This allowed the model to capture both single words and highly relevant two-word phrases (e.g., "fine dining").</w:t>
+        <w:t xml:space="preserve"> The TF-IDF vectorizer was tuned using ngram_range=(1, 2). This allowed the model to capture both single words and highly relevant two-word phrases (e.g., "fine dining").</w:t>
       </w:r>
     </w:p>
     <w:p>
@@ -5529,27 +5187,7 @@
           <w:szCs w:val="24"/>
           <w:lang w:val="en-IN" w:eastAsia="en-IN" w:bidi="mr-IN"/>
         </w:rPr>
-        <w:t xml:space="preserve">The mathematical model was successfully transitioned from a static </w:t>
-      </w:r>
-      <w:proofErr w:type="spellStart"/>
-      <w:r>
-        <w:rPr>
-          <w:rFonts w:ascii="Times New Roman" w:eastAsia="Times New Roman" w:hAnsi="Times New Roman" w:cs="Times New Roman"/>
-          <w:sz w:val="24"/>
-          <w:szCs w:val="24"/>
-          <w:lang w:val="en-IN" w:eastAsia="en-IN" w:bidi="mr-IN"/>
-        </w:rPr>
-        <w:t>Jupyter</w:t>
-      </w:r>
-      <w:proofErr w:type="spellEnd"/>
-      <w:r>
-        <w:rPr>
-          <w:rFonts w:ascii="Times New Roman" w:eastAsia="Times New Roman" w:hAnsi="Times New Roman" w:cs="Times New Roman"/>
-          <w:sz w:val="24"/>
-          <w:szCs w:val="24"/>
-          <w:lang w:val="en-IN" w:eastAsia="en-IN" w:bidi="mr-IN"/>
-        </w:rPr>
-        <w:t xml:space="preserve"> Notebook environment into a dynamic, full-stack web application using Python's Flask framework. The resulting application seamlessly processes HTTP requests, executes the Cosine Similarity matrix, and renders interactive HTML pages, proving the efficacy of the NLP algorithms in a real-world scenario.</w:t>
+        <w:t>The mathematical model was successfully transitioned from a static Jupyter Notebook environment into a dynamic, full-stack web application using Python's Flask framework. The resulting application seamlessly processes HTTP requests, executes the Cosine Similarity matrix, and renders interactive HTML pages, proving the efficacy of the NLP algorithms in a real-world scenario.</w:t>
       </w:r>
     </w:p>
     <w:p>
@@ -5716,19 +5354,8 @@
           <w:szCs w:val="24"/>
           <w:lang w:val="en-IN" w:eastAsia="en-IN" w:bidi="mr-IN"/>
         </w:rPr>
-        <w:t xml:space="preserve">dataset (zomato.csv.zip) is extracted into the core directory. The </w:t>
-      </w:r>
-      <w:proofErr w:type="spellStart"/>
-      <w:r>
-        <w:rPr>
-          <w:rFonts w:ascii="Times New Roman" w:eastAsia="Times New Roman" w:hAnsi="Times New Roman" w:cs="Times New Roman"/>
-          <w:sz w:val="24"/>
-          <w:szCs w:val="24"/>
-          <w:lang w:val="en-IN" w:eastAsia="en-IN" w:bidi="mr-IN"/>
-        </w:rPr>
-        <w:t>Restaurant_Recommendation_System.ipynb</w:t>
-      </w:r>
-      <w:proofErr w:type="spellEnd"/>
+        <w:t>dataset (zomato.csv.zip) is extracted into the core directory. The Restaurant_Recommendation_System.ipynb</w:t>
+      </w:r>
       <w:r>
         <w:rPr>
           <w:rFonts w:ascii="Times New Roman" w:eastAsia="Times New Roman" w:hAnsi="Times New Roman" w:cs="Times New Roman"/>
@@ -5763,19 +5390,8 @@
           <w:szCs w:val="24"/>
           <w:lang w:val="en-IN" w:eastAsia="en-IN" w:bidi="mr-IN"/>
         </w:rPr>
-        <w:t xml:space="preserve">(the cleaned dataset) and </w:t>
-      </w:r>
-      <w:proofErr w:type="spellStart"/>
-      <w:r>
-        <w:rPr>
-          <w:rFonts w:ascii="Times New Roman" w:eastAsia="Times New Roman" w:hAnsi="Times New Roman" w:cs="Times New Roman"/>
-          <w:sz w:val="24"/>
-          <w:szCs w:val="24"/>
-          <w:lang w:val="en-IN" w:eastAsia="en-IN" w:bidi="mr-IN"/>
-        </w:rPr>
-        <w:t>restaurant.pkl</w:t>
-      </w:r>
-      <w:proofErr w:type="spellEnd"/>
+        <w:t>(the cleaned dataset) and restaurant.pkl</w:t>
+      </w:r>
       <w:r>
         <w:rPr>
           <w:rFonts w:ascii="Times New Roman" w:eastAsia="Times New Roman" w:hAnsi="Times New Roman" w:cs="Times New Roman"/>
@@ -6265,7 +5881,7 @@
           </mc:Choice>
           <mc:Fallback>
             <w:pict>
-              <v:shape w14:anchorId="28FCC029" id="Graphic 7" o:spid="_x0000_s1026" style="position:absolute;margin-left:71.95pt;margin-top:30.15pt;width:468pt;height:.75pt;z-index:251657728;visibility:visible;mso-wrap-style:square;mso-wrap-distance-left:0;mso-wrap-distance-top:0;mso-wrap-distance-right:0;mso-wrap-distance-bottom:0;mso-position-horizontal:absolute;mso-position-horizontal-relative:page;mso-position-vertical:absolute;mso-position-vertical-relative:text;v-text-anchor:top" coordsize="5943600,9525" o:gfxdata="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" path="m5943599,9524l,9524,,,5943599,r,9524xe" fillcolor="black" stroked="f">
+              <v:shape w14:anchorId="56034249" id="Graphic 7" o:spid="_x0000_s1026" style="position:absolute;margin-left:71.95pt;margin-top:30.15pt;width:468pt;height:.75pt;z-index:251657728;visibility:visible;mso-wrap-style:square;mso-wrap-distance-left:0;mso-wrap-distance-top:0;mso-wrap-distance-right:0;mso-wrap-distance-bottom:0;mso-position-horizontal:absolute;mso-position-horizontal-relative:page;mso-position-vertical:absolute;mso-position-vertical-relative:text;v-text-anchor:top" coordsize="5943600,9525" o:gfxdata="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" path="m5943599,9524l,9524,,,5943599,r,9524xe" fillcolor="black" stroked="f">
                 <v:path arrowok="t"/>
                 <w10:wrap anchorx="page"/>
               </v:shape>
@@ -7219,21 +6835,7 @@
           <w:rFonts w:ascii="Times New Roman" w:hAnsi="Times New Roman" w:cs="Times New Roman"/>
           <w:lang w:val="en-IN"/>
         </w:rPr>
-        <w:t xml:space="preserve"> Connecting the backend to live APIs (such as Google Places or live Zomato APIs) to dynamically update the TF-IDF matrix with fresh reviews daily, </w:t>
-      </w:r>
-      <w:r>
-        <w:rPr>
-          <w:rFonts w:ascii="Times New Roman" w:hAnsi="Times New Roman" w:cs="Times New Roman"/>
-          <w:lang w:val="en-IN"/>
-        </w:rPr>
-        <w:tab/>
-      </w:r>
-      <w:r>
-        <w:rPr>
-          <w:rFonts w:ascii="Times New Roman" w:hAnsi="Times New Roman" w:cs="Times New Roman"/>
-          <w:lang w:val="en-IN"/>
-        </w:rPr>
-        <w:t>rather than relying on a static CSV file.</w:t>
+        <w:t xml:space="preserve"> Connecting the backend to live APIs (such as Google Places or live Zomato APIs) to dynamically update the TF-IDF matrix with fresh reviews daily, rather than relying on a static CSV file.</w:t>
       </w:r>
     </w:p>
     <w:p>
@@ -7408,33 +7010,11 @@
           <w:lang w:val="en-IN"/>
         </w:rPr>
       </w:pPr>
-      <w:proofErr w:type="spellStart"/>
       <w:r>
         <w:rPr>
           <w:lang w:val="en-IN"/>
         </w:rPr>
-        <w:t>Restaurant_Recommendation_System.ipynb</w:t>
-      </w:r>
-      <w:proofErr w:type="spellEnd"/>
-      <w:r>
-        <w:rPr>
-          <w:lang w:val="en-IN"/>
-        </w:rPr>
-        <w:t xml:space="preserve">: The primary </w:t>
-      </w:r>
-      <w:proofErr w:type="spellStart"/>
-      <w:r>
-        <w:rPr>
-          <w:lang w:val="en-IN"/>
-        </w:rPr>
-        <w:t>Jupyter</w:t>
-      </w:r>
-      <w:proofErr w:type="spellEnd"/>
-      <w:r>
-        <w:rPr>
-          <w:lang w:val="en-IN"/>
-        </w:rPr>
-        <w:t xml:space="preserve"> Notebook handling all EDA, text cleaning, vectorization, and data generation.</w:t>
+        <w:t>Restaurant_Recommendation_System.ipynb: The primary Jupyter Notebook handling all EDA, text cleaning, vectorization, and data generation.</w:t>
       </w:r>
     </w:p>
     <w:p>
@@ -7480,19 +7060,11 @@
           <w:lang w:val="en-IN"/>
         </w:rPr>
       </w:pPr>
-      <w:proofErr w:type="spellStart"/>
       <w:r>
         <w:rPr>
           <w:lang w:val="en-IN"/>
         </w:rPr>
-        <w:t>restaurant.pkl</w:t>
-      </w:r>
-      <w:proofErr w:type="spellEnd"/>
-      <w:r>
-        <w:rPr>
-          <w:lang w:val="en-IN"/>
-        </w:rPr>
-        <w:t>: The serialized TF-IDF/Cosine Similarity model used for rapid real-time prediction.</w:t>
+        <w:t>restaurant.pkl: The serialized TF-IDF/Cosine Similarity model used for rapid real-time prediction.</w:t>
       </w:r>
     </w:p>
     <w:p>
